--- a/content-pipeline/campaign-ben-thanh/word/015_canh-bao-lua-dao-chat-chem-cho-ben-thanh.docx
+++ b/content-pipeline/campaign-ben-thanh/word/015_canh-bao-lua-dao-chat-chem-cho-ben-thanh.docx
@@ -157,7 +157,7 @@
           <w:color w:val="1B365D"/>
           <w:sz w:val="32"/>
         </w:rPr>
-        <w:t>1. Dẫn Nhập: Sự Thật Đằng Sau Sự Hoa Lệ Của Khu Chợ Trăm Tuổi</w:t>
+        <w:t>Dẫn Nhập: Sự Thật Đằng Sau Sự Hoa Lệ Của Khu Chợ Trăm Tuổi</w:t>
       </w:r>
     </w:p>
     <w:p>
@@ -227,7 +227,7 @@
           <w:color w:val="1B365D"/>
           <w:sz w:val="32"/>
         </w:rPr>
-        <w:t>2. Điểm Mặt 7 Chiêu Trò &amp; Cạm Bẫy Phổ Biến Nhất</w:t>
+        <w:t>Điểm Mặt 7 Chiêu Trò &amp; Cạm Bẫy Phổ Biến Nhất</w:t>
       </w:r>
     </w:p>
     <w:p>
@@ -942,7 +942,7 @@
           <w:color w:val="1B365D"/>
           <w:sz w:val="32"/>
         </w:rPr>
-        <w:t>3. Bảng Giá Chuẩn Kiểm Chứng Tại Chợ Bến Thành (Năm 2026)</w:t>
+        <w:t>Bảng Giá Chuẩn Kiểm Chứng Tại Chợ Bến Thành (Năm 2026)</w:t>
       </w:r>
     </w:p>
     <w:p>
@@ -1860,7 +1860,7 @@
           <w:color w:val="1B365D"/>
           <w:sz w:val="32"/>
         </w:rPr>
-        <w:t>4. Danh Bạ Khẩn Cấp &amp; Kênh Tiếp Nhận Hỗ Trợ 24/7</w:t>
+        <w:t>Danh Bạ Khẩn Cấp &amp; Kênh Tiếp Nhận Hỗ Trợ 24/7</w:t>
       </w:r>
     </w:p>
     <w:p>

--- a/content-pipeline/campaign-ben-thanh/word/015_canh-bao-lua-dao-chat-chem-cho-ben-thanh.docx
+++ b/content-pipeline/campaign-ben-thanh/word/015_canh-bao-lua-dao-chat-chem-cho-ben-thanh.docx
@@ -157,7 +157,7 @@
           <w:color w:val="1B365D"/>
           <w:sz w:val="32"/>
         </w:rPr>
-        <w:t>Dẫn Nhập: Sự Thật Đằng Sau Sự Hoa Lệ Của Khu Chợ Trăm Tuổi</w:t>
+        <w:t>Sự Thật Đằng Sau Sự Hoa Lệ Của Khu Chợ Trăm Tuổi</w:t>
       </w:r>
     </w:p>
     <w:p>
@@ -1641,7 +1641,7 @@
                 <w:color w:val="1E293B"/>
                 <w:sz w:val="19"/>
               </w:rPr>
-              <w:t>Ly chè thập cẩm Ba Mười</w:t>
+              <w:t>Ly chè thập cẩm Chè Bé (sạp 1119)</w:t>
             </w:r>
           </w:p>
         </w:tc>

--- a/content-pipeline/campaign-ben-thanh/word/015_canh-bao-lua-dao-chat-chem-cho-ben-thanh.docx
+++ b/content-pipeline/campaign-ben-thanh/word/015_canh-bao-lua-dao-chat-chem-cho-ben-thanh.docx
@@ -2032,6 +2032,296 @@
         <w:t xml:space="preserve"> (Bấm phím 8 để gặp nhánh hỗ trợ du lịch)</w:t>
       </w:r>
     </w:p>
+    <w:p>
+      <w:pPr>
+        <w:spacing w:before="120" w:after="120"/>
+        <w:jc w:val="center"/>
+      </w:pPr>
+      <w:r>
+        <w:rPr>
+          <w:color w:val="CBD5E1"/>
+        </w:rPr>
+        <w:t>―――――――――――――――――――――――――――――――――――――――――――――</w:t>
+      </w:r>
+    </w:p>
+    <w:p>
+      <w:pPr>
+        <w:keepNext/>
+        <w:spacing w:before="320" w:after="120" w:line="276" w:lineRule="auto"/>
+      </w:pPr>
+      <w:r>
+        <w:rPr>
+          <w:rFonts w:ascii="Calibri" w:hAnsi="Calibri"/>
+          <w:b/>
+          <w:color w:val="1B365D"/>
+          <w:sz w:val="32"/>
+        </w:rPr>
+        <w:t>🗺️ Liên Kết Hành Trình &amp; Điểm Đến Lân Cận</w:t>
+      </w:r>
+    </w:p>
+    <w:p>
+      <w:pPr>
+        <w:spacing w:before="40" w:after="120" w:line="276" w:lineRule="auto"/>
+      </w:pPr>
+      <w:r>
+        <w:rPr>
+          <w:rFonts w:ascii="Calibri" w:hAnsi="Calibri"/>
+          <w:color w:val="1E293B"/>
+          <w:sz w:val="21"/>
+        </w:rPr>
+        <w:t>Để tối ưu hành trình khám phá khu vực trung tâm Bến Thành, mời bạn tham khảo thêm các cẩm nang chuyên sâu liên quan:</w:t>
+      </w:r>
+      <w:r>
+        <w:rPr>
+          <w:rFonts w:ascii="Calibri" w:hAnsi="Calibri"/>
+          <w:color w:val="1E293B"/>
+          <w:sz w:val="21"/>
+        </w:rPr>
+      </w:r>
+      <w:r>
+        <w:rPr>
+          <w:rFonts w:ascii="Calibri" w:hAnsi="Calibri"/>
+          <w:color w:val="1E293B"/>
+          <w:sz w:val="21"/>
+        </w:rPr>
+        <w:br/>
+        <w:t xml:space="preserve">- </w:t>
+      </w:r>
+      <w:r>
+        <w:rPr>
+          <w:rFonts w:ascii="Calibri" w:hAnsi="Calibri"/>
+          <w:b/>
+          <w:color w:val="1E293B"/>
+          <w:sz w:val="21"/>
+        </w:rPr>
+        <w:t>Kinh nghiệm mua sắm chợ Bến Thành:</w:t>
+      </w:r>
+      <w:r>
+        <w:rPr>
+          <w:rFonts w:ascii="Calibri" w:hAnsi="Calibri"/>
+          <w:color w:val="1E293B"/>
+          <w:sz w:val="21"/>
+        </w:rPr>
+        <w:t xml:space="preserve"> cách trả giá văn minh và chọn hàng đúng giá qua bài </w:t>
+      </w:r>
+      <w:r>
+        <w:rPr>
+          <w:rFonts w:ascii="Calibri" w:hAnsi="Calibri"/>
+          <w:color w:val="1E293B"/>
+          <w:sz w:val="21"/>
+          <w:u w:val="single"/>
+        </w:rPr>
+        <w:t>kinh nghiệm mua sắm chợ Bến Thành</w:t>
+      </w:r>
+      <w:r>
+        <w:rPr>
+          <w:rFonts w:ascii="Calibri" w:hAnsi="Calibri"/>
+          <w:color w:val="1E293B"/>
+          <w:sz w:val="21"/>
+        </w:rPr>
+        <w:t>.</w:t>
+      </w:r>
+      <w:r>
+        <w:rPr>
+          <w:rFonts w:ascii="Calibri" w:hAnsi="Calibri"/>
+          <w:color w:val="1E293B"/>
+          <w:sz w:val="21"/>
+        </w:rPr>
+      </w:r>
+      <w:r>
+        <w:rPr>
+          <w:rFonts w:ascii="Calibri" w:hAnsi="Calibri"/>
+          <w:color w:val="1E293B"/>
+          <w:sz w:val="21"/>
+        </w:rPr>
+        <w:br/>
+        <w:t xml:space="preserve">- </w:t>
+      </w:r>
+      <w:r>
+        <w:rPr>
+          <w:rFonts w:ascii="Calibri" w:hAnsi="Calibri"/>
+          <w:b/>
+          <w:color w:val="1E293B"/>
+          <w:sz w:val="21"/>
+        </w:rPr>
+        <w:t>Đổi ngoại tệ chợ Bến Thành Hà Tâm:</w:t>
+      </w:r>
+      <w:r>
+        <w:rPr>
+          <w:rFonts w:ascii="Calibri" w:hAnsi="Calibri"/>
+          <w:color w:val="1E293B"/>
+          <w:sz w:val="21"/>
+        </w:rPr>
+        <w:t xml:space="preserve"> tuyệt đối không đổi tiền ở điểm trôi nổi, nên đến tiệm vàng trong bài </w:t>
+      </w:r>
+      <w:r>
+        <w:rPr>
+          <w:rFonts w:ascii="Calibri" w:hAnsi="Calibri"/>
+          <w:color w:val="1E293B"/>
+          <w:sz w:val="21"/>
+          <w:u w:val="single"/>
+        </w:rPr>
+        <w:t>đổi ngoại tệ chợ Bến Thành Hà Tâm</w:t>
+      </w:r>
+      <w:r>
+        <w:rPr>
+          <w:rFonts w:ascii="Calibri" w:hAnsi="Calibri"/>
+          <w:color w:val="1E293B"/>
+          <w:sz w:val="21"/>
+        </w:rPr>
+        <w:t>.</w:t>
+      </w:r>
+      <w:r>
+        <w:rPr>
+          <w:rFonts w:ascii="Calibri" w:hAnsi="Calibri"/>
+          <w:color w:val="1E293B"/>
+          <w:sz w:val="21"/>
+        </w:rPr>
+      </w:r>
+      <w:r>
+        <w:rPr>
+          <w:rFonts w:ascii="Calibri" w:hAnsi="Calibri"/>
+          <w:color w:val="1E293B"/>
+          <w:sz w:val="21"/>
+        </w:rPr>
+        <w:br/>
+        <w:t xml:space="preserve">- </w:t>
+      </w:r>
+      <w:r>
+        <w:rPr>
+          <w:rFonts w:ascii="Calibri" w:hAnsi="Calibri"/>
+          <w:b/>
+          <w:color w:val="1E293B"/>
+          <w:sz w:val="21"/>
+        </w:rPr>
+        <w:t>Đi từ sân bay về Bến Thành:</w:t>
+      </w:r>
+      <w:r>
+        <w:rPr>
+          <w:rFonts w:ascii="Calibri" w:hAnsi="Calibri"/>
+          <w:color w:val="1E293B"/>
+          <w:sz w:val="21"/>
+        </w:rPr>
+        <w:t xml:space="preserve"> cảnh giác với taxi dù từ sân bay theo hướng dẫn </w:t>
+      </w:r>
+      <w:r>
+        <w:rPr>
+          <w:rFonts w:ascii="Calibri" w:hAnsi="Calibri"/>
+          <w:color w:val="1E293B"/>
+          <w:sz w:val="21"/>
+          <w:u w:val="single"/>
+        </w:rPr>
+        <w:t>đi từ sân bay Tân Sơn Nhất về Bến Thành</w:t>
+      </w:r>
+      <w:r>
+        <w:rPr>
+          <w:rFonts w:ascii="Calibri" w:hAnsi="Calibri"/>
+          <w:color w:val="1E293B"/>
+          <w:sz w:val="21"/>
+        </w:rPr>
+        <w:t>.</w:t>
+      </w:r>
+      <w:r>
+        <w:rPr>
+          <w:rFonts w:ascii="Calibri" w:hAnsi="Calibri"/>
+          <w:color w:val="1E293B"/>
+          <w:sz w:val="21"/>
+        </w:rPr>
+      </w:r>
+      <w:r>
+        <w:rPr>
+          <w:rFonts w:ascii="Calibri" w:hAnsi="Calibri"/>
+          <w:color w:val="1E293B"/>
+          <w:sz w:val="21"/>
+        </w:rPr>
+        <w:br/>
+        <w:t xml:space="preserve">- </w:t>
+      </w:r>
+      <w:r>
+        <w:rPr>
+          <w:rFonts w:ascii="Calibri" w:hAnsi="Calibri"/>
+          <w:b/>
+          <w:color w:val="1E293B"/>
+          <w:sz w:val="21"/>
+        </w:rPr>
+        <w:t>Kinh nghiệm đi chợ Bến Thành:</w:t>
+      </w:r>
+      <w:r>
+        <w:rPr>
+          <w:rFonts w:ascii="Calibri" w:hAnsi="Calibri"/>
+          <w:color w:val="1E293B"/>
+          <w:sz w:val="21"/>
+        </w:rPr>
+        <w:t xml:space="preserve"> xem khung giờ mở cửa và sạp hàng uy tín trong cẩm nang </w:t>
+      </w:r>
+      <w:r>
+        <w:rPr>
+          <w:rFonts w:ascii="Calibri" w:hAnsi="Calibri"/>
+          <w:color w:val="1E293B"/>
+          <w:sz w:val="21"/>
+          <w:u w:val="single"/>
+        </w:rPr>
+        <w:t>kinh nghiệm đi chợ Bến Thành toàn tập</w:t>
+      </w:r>
+      <w:r>
+        <w:rPr>
+          <w:rFonts w:ascii="Calibri" w:hAnsi="Calibri"/>
+          <w:color w:val="1E293B"/>
+          <w:sz w:val="21"/>
+        </w:rPr>
+        <w:t>.</w:t>
+      </w:r>
+      <w:r>
+        <w:rPr>
+          <w:rFonts w:ascii="Calibri" w:hAnsi="Calibri"/>
+          <w:color w:val="1E293B"/>
+          <w:sz w:val="21"/>
+        </w:rPr>
+      </w:r>
+      <w:r>
+        <w:rPr>
+          <w:rFonts w:ascii="Calibri" w:hAnsi="Calibri"/>
+          <w:color w:val="1E293B"/>
+          <w:sz w:val="21"/>
+        </w:rPr>
+        <w:br/>
+        <w:t xml:space="preserve">- </w:t>
+      </w:r>
+      <w:r>
+        <w:rPr>
+          <w:rFonts w:ascii="Calibri" w:hAnsi="Calibri"/>
+          <w:b/>
+          <w:color w:val="1E293B"/>
+          <w:sz w:val="21"/>
+        </w:rPr>
+        <w:t>Ẩm thực chợ Bến Thành:</w:t>
+      </w:r>
+      <w:r>
+        <w:rPr>
+          <w:rFonts w:ascii="Calibri" w:hAnsi="Calibri"/>
+          <w:color w:val="1E293B"/>
+          <w:sz w:val="21"/>
+        </w:rPr>
+        <w:t xml:space="preserve"> lựa chọn các quầy ăn niêm yết giá rõ ràng trong </w:t>
+      </w:r>
+      <w:r>
+        <w:rPr>
+          <w:rFonts w:ascii="Calibri" w:hAnsi="Calibri"/>
+          <w:color w:val="1E293B"/>
+          <w:sz w:val="21"/>
+          <w:u w:val="single"/>
+        </w:rPr>
+        <w:t>cẩm nang ẩm thực chợ Bến Thành</w:t>
+      </w:r>
+      <w:r>
+        <w:rPr>
+          <w:rFonts w:ascii="Calibri" w:hAnsi="Calibri"/>
+          <w:color w:val="1E293B"/>
+          <w:sz w:val="21"/>
+        </w:rPr>
+        <w:t>.</w:t>
+      </w:r>
+    </w:p>
     <w:sectPr>
       <w:headerReference w:type="default" r:id="rId9"/>
       <w:footerReference w:type="default" r:id="rId10"/>
